--- a/handover/ADFLEX-website-guide.docx
+++ b/handover/ADFLEX-website-guide.docx
@@ -12,7 +12,7 @@
     </w:p>
     <w:p>
       <w:r>
-        <w:t xml:space="preserve">Written 9 August 2026. This explains what the website is, how it works, where to change things, and what was done about the review comments. No programming knowledge is assumed for the first three sections.</w:t>
+        <w:t xml:space="preserve">Written 11 August 2026. This explains what the website is, how it works, where to change things, and what was done about the review comments. No programming knowledge is assumed for the first three sections.</w:t>
       </w:r>
     </w:p>
     <w:p>
@@ -53,7 +53,16 @@
         <w:t xml:space="preserve">private side</w:t>
       </w:r>
       <w:r>
-        <w:t xml:space="preserve"> is at /admin. Someone signs in and adds project findings, publications, news posts and events. Nothing they write appears publicly until they tick Publish.</w:t>
+        <w:t xml:space="preserve"> is at /admin. Someone signs in with a </w:t>
+      </w:r>
+      <w:r>
+        <w:rPr>
+          <w:b/>
+        </w:rPr>
+        <w:t xml:space="preserve">username and password</w:t>
+      </w:r>
+      <w:r>
+        <w:t xml:space="preserve"> and adds project findings, publications, news posts and events. Nothing they write appears publicly until they tick Publish.</w:t>
       </w:r>
     </w:p>
     <w:p>
@@ -369,6 +378,38 @@
         <w:pStyle w:val="Heading2"/>
       </w:pPr>
       <w:r>
+        <w:t xml:space="preserve">The login is a username, not an email address</w:t>
+      </w:r>
+    </w:p>
+    <w:p>
+      <w:r>
+        <w:t xml:space="preserve">Nothing is ever sent to the admin account. There is no password reset by email, no notification and no verification — so an email address there would have looked like a promise the site does not keep.</w:t>
+      </w:r>
+    </w:p>
+    <w:p>
+      <w:r>
+        <w:t xml:space="preserve">It also keeps the project's real address, </w:t>
+      </w:r>
+      <w:r>
+        <w:rPr>
+          <w:b/>
+        </w:rPr>
+        <w:t xml:space="preserve">info@iresi.eu</w:t>
+      </w:r>
+      <w:r>
+        <w:t xml:space="preserve">, doing exactly one job: receiving contact form messages. Changing where enquiries go does not change who can sign in, and the other way round.</w:t>
+      </w:r>
+    </w:p>
+    <w:p>
+      <w:r>
+        <w:t xml:space="preserve">To add someone or change a password, a developer runs one command. It signs that person out everywhere at the same time, which is the point of changing a password.</w:t>
+      </w:r>
+    </w:p>
+    <w:p>
+      <w:pPr>
+        <w:pStyle w:val="Heading2"/>
+      </w:pPr>
+      <w:r>
         <w:t xml:space="preserve">Drafts really are private</w:t>
       </w:r>
     </w:p>
@@ -470,7 +511,7 @@
           </w:tcPr>
           <w:p>
             <w:r>
-              <w:t xml:space="preserve">src/lib/site.ts — the line PROJECT_EMAIL</w:t>
+              <w:t xml:space="preserve">src/lib/site.ts — the line CONTACT_EMAIL</w:t>
             </w:r>
           </w:p>
         </w:tc>
@@ -536,7 +577,7 @@
           </w:tcPr>
           <w:p>
             <w:r>
-              <w:t xml:space="preserve">Run: npm run db:user -- their@address "Their Name"</w:t>
+              <w:t xml:space="preserve">Run: npm run db:user -- theirusername "Their Name"</w:t>
             </w:r>
           </w:p>
         </w:tc>
@@ -705,7 +746,7 @@
           <w:rFonts w:ascii="Consolas" w:hAnsi="Consolas"/>
           <w:sz w:val="18"/>
         </w:rPr>
-        <w:t xml:space="preserve">npm run db:user -- you@example.com "Your Name"   # creates a login</w:t>
+        <w:t xml:space="preserve">npm run db:user -- yourname "Your Name"          # creates a login</w:t>
       </w:r>
     </w:p>
     <w:p>
@@ -861,17 +902,17 @@
           </w:tcPr>
           <w:p>
             <w:r>
-              <w:t xml:space="preserve">The login limit could be dodged by changing the email each time</w:t>
-            </w:r>
-          </w:p>
-        </w:tc>
-        <w:tc>
-          <w:tcPr>
-            <w:tcW w:w="0" w:type="auto"/>
-          </w:tcPr>
-          <w:p>
-            <w:r>
-              <w:t xml:space="preserve">Three separate limits now — per email, per address, and per pair. Any one of them can stop you</w:t>
+              <w:t xml:space="preserve">The login limit could be dodged by changing the account name each time</w:t>
+            </w:r>
+          </w:p>
+        </w:tc>
+        <w:tc>
+          <w:tcPr>
+            <w:tcW w:w="0" w:type="auto"/>
+          </w:tcPr>
+          <w:p>
+            <w:r>
+              <w:t xml:space="preserve">Three separate limits now — per account, per address, and per pair. Any one of them can stop you</w:t>
             </w:r>
           </w:p>
         </w:tc>
